--- a/docs/Object_requirements.docx
+++ b/docs/Object_requirements.docx
@@ -4741,49 +4741,6 @@
     <w:p>
       <w:pPr>
         <w:spacing w:after="100" w:line="240" w:lineRule="auto"/>
-        <w:ind w:left="1440" w:hanging="360"/>
-        <w:rPr>
-          <w:rFonts w:ascii="Raleway" w:eastAsia="Raleway" w:hAnsi="Raleway" w:cs="Raleway"/>
-          <w:sz w:val="20"/>
-          <w:szCs w:val="20"/>
-        </w:rPr>
-      </w:pPr>
-      <w:r>
-        <w:rPr>
-          <w:rFonts w:ascii="Raleway" w:eastAsia="Raleway" w:hAnsi="Raleway" w:cs="Raleway"/>
-          <w:sz w:val="20"/>
-          <w:szCs w:val="20"/>
-        </w:rPr>
-        <w:t>o</w:t>
-      </w:r>
-      <w:r>
-        <w:rPr>
-          <w:rFonts w:ascii="Raleway" w:eastAsia="Raleway" w:hAnsi="Raleway" w:cs="Raleway"/>
-          <w:sz w:val="14"/>
-          <w:szCs w:val="14"/>
-        </w:rPr>
-        <w:t xml:space="preserve">   </w:t>
-      </w:r>
-      <w:r>
-        <w:rPr>
-          <w:rFonts w:ascii="Raleway" w:eastAsia="Raleway" w:hAnsi="Raleway" w:cs="Raleway"/>
-          <w:sz w:val="14"/>
-          <w:szCs w:val="14"/>
-        </w:rPr>
-        <w:tab/>
-      </w:r>
-      <w:r>
-        <w:rPr>
-          <w:rFonts w:ascii="Raleway" w:eastAsia="Raleway" w:hAnsi="Raleway" w:cs="Raleway"/>
-          <w:sz w:val="20"/>
-          <w:szCs w:val="20"/>
-        </w:rPr>
-        <w:t>Parent SKU Name (compulsory): This is a pick from the Terminal Parent SKU object.</w:t>
-      </w:r>
-    </w:p>
-    <w:p>
-      <w:pPr>
-        <w:spacing w:after="100" w:line="240" w:lineRule="auto"/>
         <w:ind w:left="1080" w:hanging="360"/>
         <w:rPr>
           <w:rFonts w:ascii="Raleway" w:eastAsia="Raleway" w:hAnsi="Raleway" w:cs="Raleway"/>
@@ -4983,130 +4940,208 @@
           <w:sz w:val="26"/>
           <w:szCs w:val="26"/>
         </w:rPr>
-        <w:t>1.4.3 Association of SKU with SKU Vendors</w:t>
-      </w:r>
-    </w:p>
-    <w:p>
-      <w:pPr>
-        <w:spacing w:after="100" w:line="240" w:lineRule="auto"/>
-        <w:rPr>
-          <w:rFonts w:ascii="Raleway" w:eastAsia="Raleway" w:hAnsi="Raleway" w:cs="Raleway"/>
-          <w:sz w:val="20"/>
-          <w:szCs w:val="20"/>
-        </w:rPr>
-      </w:pPr>
-      <w:r>
-        <w:rPr>
-          <w:rFonts w:ascii="Raleway" w:eastAsia="Raleway" w:hAnsi="Raleway" w:cs="Raleway"/>
-          <w:sz w:val="20"/>
-          <w:szCs w:val="20"/>
-        </w:rPr>
-        <w:t>For each SKU, Vendors need to be associated. One SKU can have multiple Vendors associated. This association happens inside the SKU definition. The following fields need to be defined in the association:</w:t>
-      </w:r>
-    </w:p>
-    <w:p>
-      <w:pPr>
-        <w:spacing w:after="100" w:line="240" w:lineRule="auto"/>
-        <w:ind w:left="1080" w:hanging="360"/>
-        <w:rPr>
-          <w:rFonts w:ascii="Raleway" w:eastAsia="Raleway" w:hAnsi="Raleway" w:cs="Raleway"/>
-          <w:sz w:val="20"/>
-          <w:szCs w:val="20"/>
-        </w:rPr>
-      </w:pPr>
-      <w:r>
-        <w:rPr>
-          <w:rFonts w:ascii="Raleway" w:eastAsia="Raleway" w:hAnsi="Raleway" w:cs="Raleway"/>
-          <w:sz w:val="20"/>
-          <w:szCs w:val="20"/>
-        </w:rPr>
-        <w:t>•</w:t>
-      </w:r>
-      <w:r>
-        <w:rPr>
-          <w:rFonts w:ascii="Raleway" w:eastAsia="Raleway" w:hAnsi="Raleway" w:cs="Raleway"/>
-          <w:sz w:val="14"/>
-          <w:szCs w:val="14"/>
-        </w:rPr>
-        <w:t xml:space="preserve">        </w:t>
-      </w:r>
-      <w:r>
-        <w:rPr>
-          <w:rFonts w:ascii="Raleway" w:eastAsia="Raleway" w:hAnsi="Raleway" w:cs="Raleway"/>
-          <w:sz w:val="20"/>
-          <w:szCs w:val="20"/>
-        </w:rPr>
-        <w:t>Vendor SKU number – this is the part number that the vendor uses.</w:t>
-      </w:r>
-    </w:p>
-    <w:p>
-      <w:pPr>
-        <w:spacing w:after="100" w:line="240" w:lineRule="auto"/>
-        <w:ind w:left="1080" w:hanging="360"/>
-        <w:rPr>
-          <w:rFonts w:ascii="Raleway" w:eastAsia="Raleway" w:hAnsi="Raleway" w:cs="Raleway"/>
-          <w:sz w:val="20"/>
-          <w:szCs w:val="20"/>
-        </w:rPr>
-      </w:pPr>
-      <w:r>
-        <w:rPr>
-          <w:rFonts w:ascii="Raleway" w:eastAsia="Raleway" w:hAnsi="Raleway" w:cs="Raleway"/>
-          <w:sz w:val="20"/>
-          <w:szCs w:val="20"/>
-        </w:rPr>
-        <w:t>•</w:t>
-      </w:r>
-      <w:r>
-        <w:rPr>
-          <w:rFonts w:ascii="Raleway" w:eastAsia="Raleway" w:hAnsi="Raleway" w:cs="Raleway"/>
-          <w:sz w:val="14"/>
-          <w:szCs w:val="14"/>
-        </w:rPr>
-        <w:t xml:space="preserve">        </w:t>
-      </w:r>
-      <w:r>
-        <w:rPr>
-          <w:rFonts w:ascii="Raleway" w:eastAsia="Raleway" w:hAnsi="Raleway" w:cs="Raleway"/>
-          <w:sz w:val="20"/>
-          <w:szCs w:val="20"/>
-        </w:rPr>
-        <w:t>Vendor SKU specification – PDF provided by the vendor for that part.</w:t>
-      </w:r>
-    </w:p>
-    <w:p>
-      <w:pPr>
-        <w:spacing w:after="100" w:line="240" w:lineRule="auto"/>
-        <w:ind w:left="1080" w:hanging="360"/>
-        <w:rPr>
-          <w:rFonts w:ascii="Raleway" w:eastAsia="Raleway" w:hAnsi="Raleway" w:cs="Raleway"/>
-          <w:sz w:val="20"/>
-          <w:szCs w:val="20"/>
-        </w:rPr>
-      </w:pPr>
-      <w:r>
-        <w:rPr>
-          <w:rFonts w:ascii="Raleway" w:eastAsia="Raleway" w:hAnsi="Raleway" w:cs="Raleway"/>
-          <w:sz w:val="20"/>
-          <w:szCs w:val="20"/>
-        </w:rPr>
-        <w:t>•</w:t>
-      </w:r>
-      <w:r>
-        <w:rPr>
-          <w:rFonts w:ascii="Raleway" w:eastAsia="Raleway" w:hAnsi="Raleway" w:cs="Raleway"/>
-          <w:sz w:val="14"/>
-          <w:szCs w:val="14"/>
-        </w:rPr>
-        <w:t xml:space="preserve">        </w:t>
-      </w:r>
-      <w:r>
-        <w:rPr>
-          <w:rFonts w:ascii="Raleway" w:eastAsia="Raleway" w:hAnsi="Raleway" w:cs="Raleway"/>
-          <w:sz w:val="20"/>
-          <w:szCs w:val="20"/>
-        </w:rPr>
-        <w:t>Vendor SKU price (MOQ, unit price)</w:t>
+        <w:t>1.4.3 Vendor SKUs and their association with SKUs</w:t>
+      </w:r>
+    </w:p>
+    <w:p>
+      <w:pPr>
+        <w:spacing w:after="100" w:line="240" w:lineRule="auto"/>
+        <w:rPr>
+          <w:rFonts w:ascii="Raleway" w:eastAsia="Raleway" w:hAnsi="Raleway" w:cs="Raleway"/>
+          <w:sz w:val="20"/>
+          <w:szCs w:val="20"/>
+        </w:rPr>
+      </w:pPr>
+      <w:r>
+        <w:rPr>
+          <w:rFonts w:ascii="Raleway" w:eastAsia="Raleway" w:hAnsi="Raleway" w:cs="Raleway"/>
+          <w:sz w:val="20"/>
+          <w:szCs w:val="20"/>
+        </w:rPr>
+        <w:t>A Vendor SKU is a vendor's own product, defined once independently of any Innoviti SKU. A Vendor SKU can supply more than one Innoviti SKU, and an Innoviti SKU can have more than one Vendor SKU associated with it — the relationship is many-to-many, managed from the SKU definition. Each Vendor SKU has the following fields:</w:t>
+      </w:r>
+    </w:p>
+    <w:p>
+      <w:pPr>
+        <w:spacing w:after="100" w:line="240" w:lineRule="auto"/>
+        <w:ind w:left="1080" w:hanging="360"/>
+        <w:rPr>
+          <w:rFonts w:ascii="Raleway" w:eastAsia="Raleway" w:hAnsi="Raleway" w:cs="Raleway"/>
+          <w:sz w:val="20"/>
+          <w:szCs w:val="20"/>
+        </w:rPr>
+      </w:pPr>
+      <w:r>
+        <w:rPr>
+          <w:rFonts w:ascii="Raleway" w:eastAsia="Raleway" w:hAnsi="Raleway" w:cs="Raleway"/>
+          <w:sz w:val="20"/>
+          <w:szCs w:val="20"/>
+        </w:rPr>
+        <w:t>•        Vendor SKU number – the part number that the vendor uses; unique within that vendor.</w:t>
+      </w:r>
+      <w:r>
+        <w:rPr>
+          <w:rFonts w:ascii="Raleway" w:eastAsia="Raleway" w:hAnsi="Raleway" w:cs="Raleway"/>
+          <w:sz w:val="14"/>
+          <w:szCs w:val="14"/>
+        </w:rPr>
+      </w:r>
+      <w:r>
+        <w:rPr>
+          <w:rFonts w:ascii="Raleway" w:eastAsia="Raleway" w:hAnsi="Raleway" w:cs="Raleway"/>
+          <w:sz w:val="20"/>
+          <w:szCs w:val="20"/>
+        </w:rPr>
+      </w:r>
+    </w:p>
+    <w:p>
+      <w:pPr>
+        <w:spacing w:after="100" w:line="240" w:lineRule="auto"/>
+        <w:ind w:left="1080" w:hanging="360"/>
+        <w:rPr>
+          <w:rFonts w:ascii="Raleway" w:eastAsia="Raleway" w:hAnsi="Raleway" w:cs="Raleway"/>
+          <w:sz w:val="20"/>
+          <w:szCs w:val="20"/>
+        </w:rPr>
+      </w:pPr>
+      <w:r>
+        <w:rPr>
+          <w:rFonts w:ascii="Raleway" w:eastAsia="Raleway" w:hAnsi="Raleway" w:cs="Raleway"/>
+          <w:sz w:val="20"/>
+          <w:szCs w:val="20"/>
+        </w:rPr>
+        <w:t>•        Vendor SKU name – the vendor's name for the part.</w:t>
+      </w:r>
+      <w:r>
+        <w:rPr>
+          <w:rFonts w:ascii="Raleway" w:eastAsia="Raleway" w:hAnsi="Raleway" w:cs="Raleway"/>
+          <w:sz w:val="14"/>
+          <w:szCs w:val="14"/>
+        </w:rPr>
+      </w:r>
+      <w:r>
+        <w:rPr>
+          <w:rFonts w:ascii="Raleway" w:eastAsia="Raleway" w:hAnsi="Raleway" w:cs="Raleway"/>
+          <w:sz w:val="20"/>
+          <w:szCs w:val="20"/>
+        </w:rPr>
+      </w:r>
+    </w:p>
+    <w:p>
+      <w:pPr>
+        <w:spacing w:after="100" w:line="240" w:lineRule="auto"/>
+        <w:ind w:left="1080" w:hanging="360"/>
+        <w:rPr>
+          <w:rFonts w:ascii="Raleway" w:eastAsia="Raleway" w:hAnsi="Raleway" w:cs="Raleway"/>
+          <w:sz w:val="20"/>
+          <w:szCs w:val="20"/>
+        </w:rPr>
+      </w:pPr>
+      <w:r>
+        <w:rPr>
+          <w:rFonts w:ascii="Raleway" w:eastAsia="Raleway" w:hAnsi="Raleway" w:cs="Raleway"/>
+          <w:sz w:val="20"/>
+          <w:szCs w:val="20"/>
+        </w:rPr>
+        <w:t>•        Vendor SKU specification – PDF provided by the vendor for that part.</w:t>
+      </w:r>
+      <w:r>
+        <w:rPr>
+          <w:rFonts w:ascii="Raleway" w:eastAsia="Raleway" w:hAnsi="Raleway" w:cs="Raleway"/>
+          <w:sz w:val="14"/>
+          <w:szCs w:val="14"/>
+        </w:rPr>
+      </w:r>
+      <w:r>
+        <w:rPr>
+          <w:rFonts w:ascii="Raleway" w:eastAsia="Raleway" w:hAnsi="Raleway" w:cs="Raleway"/>
+          <w:sz w:val="20"/>
+          <w:szCs w:val="20"/>
+        </w:rPr>
+      </w:r>
+    </w:p>
+    <w:p>
+      <w:pPr>
+        <w:spacing w:after="100" w:line="240" w:lineRule="auto"/>
+        <w:ind w:left="1080" w:hanging="360"/>
+        <w:rPr>
+          <w:rFonts w:ascii="Raleway" w:eastAsia="Raleway" w:hAnsi="Raleway" w:cs="Raleway"/>
+          <w:sz w:val="20"/>
+          <w:szCs w:val="20"/>
+        </w:rPr>
+      </w:pPr>
+      <w:r>
+        <w:rPr>
+          <w:rFonts w:ascii="Raleway" w:eastAsia="Raleway" w:hAnsi="Raleway" w:cs="Raleway"/>
+          <w:sz w:val="20"/>
+          <w:szCs w:val="20"/>
+        </w:rPr>
+        <w:t>•        Vendor SKU price (MOQ, unit price).</w:t>
+      </w:r>
+      <w:r>
+        <w:rPr>
+          <w:rFonts w:ascii="Raleway" w:eastAsia="Raleway" w:hAnsi="Raleway" w:cs="Raleway"/>
+          <w:sz w:val="14"/>
+          <w:szCs w:val="14"/>
+        </w:rPr>
+      </w:r>
+      <w:r>
+        <w:rPr>
+          <w:rFonts w:ascii="Raleway" w:eastAsia="Raleway" w:hAnsi="Raleway" w:cs="Raleway"/>
+          <w:sz w:val="20"/>
+          <w:szCs w:val="20"/>
+        </w:rPr>
+      </w:r>
+    </w:p>
+    <w:p>
+      <w:pPr>
+        <w:spacing w:after="100" w:line="240" w:lineRule="auto"/>
+        <w:ind w:left="1080" w:hanging="360"/>
+        <w:rPr>
+          <w:rFonts w:ascii="Raleway" w:eastAsia="Raleway" w:hAnsi="Raleway" w:cs="Raleway"/>
+          <w:sz w:val="20"/>
+          <w:szCs w:val="20"/>
+        </w:rPr>
+      </w:pPr>
+      <w:r>
+        <w:rPr>
+          <w:rFonts w:ascii="Raleway" w:eastAsia="Raleway" w:hAnsi="Raleway" w:cs="Raleway"/>
+          <w:sz w:val="20"/>
+          <w:szCs w:val="20"/>
+        </w:rPr>
+        <w:t>•        Status: Active, Inactive.</w:t>
+      </w:r>
+      <w:r>
+        <w:rPr>
+          <w:rFonts w:ascii="Raleway" w:eastAsia="Raleway" w:hAnsi="Raleway" w:cs="Raleway"/>
+          <w:sz w:val="14"/>
+          <w:szCs w:val="14"/>
+        </w:rPr>
+      </w:r>
+      <w:r>
+        <w:rPr>
+          <w:rFonts w:ascii="Raleway" w:eastAsia="Raleway" w:hAnsi="Raleway" w:cs="Raleway"/>
+          <w:sz w:val="20"/>
+          <w:szCs w:val="20"/>
+        </w:rPr>
+      </w:r>
+    </w:p>
+    <w:p>
+      <w:pPr>
+        <w:spacing w:after="100" w:line="240" w:lineRule="auto"/>
+        <w:rPr>
+          <w:rFonts w:ascii="Raleway" w:eastAsia="Raleway" w:hAnsi="Raleway" w:cs="Raleway"/>
+          <w:sz w:val="20"/>
+          <w:szCs w:val="20"/>
+        </w:rPr>
+      </w:pPr>
+      <w:r>
+        <w:rPr>
+          <w:rFonts w:ascii="Raleway" w:eastAsia="Raleway" w:hAnsi="Raleway" w:cs="Raleway"/>
+          <w:sz w:val="20"/>
+          <w:szCs w:val="20"/>
+        </w:rPr>
+        <w:t>For each Innoviti SKU, one of its associated Vendor SKUs may be marked as the default supplier.</w:t>
       </w:r>
     </w:p>
     <w:p>
@@ -5141,8 +5176,8 @@
           <w:szCs w:val="34"/>
         </w:rPr>
       </w:pPr>
-      <w:bookmarkStart w:id="22" w:name="_u6aztdrad0gx" w:colFirst="0" w:colLast="0"/>
-      <w:bookmarkEnd w:id="22"/>
+      <w:bookmarkStart w:id="23" w:name="_azbsm1279r12" w:colFirst="0" w:colLast="0"/>
+      <w:bookmarkEnd w:id="23"/>
       <w:r>
         <w:rPr>
           <w:rFonts w:ascii="Raleway" w:eastAsia="Raleway" w:hAnsi="Raleway" w:cs="Raleway"/>
@@ -5151,193 +5186,7 @@
           <w:sz w:val="34"/>
           <w:szCs w:val="34"/>
         </w:rPr>
-        <w:t>1.5 Terminal Parent SKU</w:t>
-      </w:r>
-    </w:p>
-    <w:p>
-      <w:pPr>
-        <w:spacing w:after="100" w:line="240" w:lineRule="auto"/>
-        <w:rPr>
-          <w:rFonts w:ascii="Raleway" w:eastAsia="Raleway" w:hAnsi="Raleway" w:cs="Raleway"/>
-          <w:sz w:val="20"/>
-          <w:szCs w:val="20"/>
-        </w:rPr>
-      </w:pPr>
-      <w:r>
-        <w:rPr>
-          <w:rFonts w:ascii="Raleway" w:eastAsia="Raleway" w:hAnsi="Raleway" w:cs="Raleway"/>
-          <w:sz w:val="20"/>
-          <w:szCs w:val="20"/>
-        </w:rPr>
-        <w:t>Terminal Parent SKU is a logical association between Terminal type SKUs and a Terminal Parent SKU.</w:t>
-      </w:r>
-    </w:p>
-    <w:p>
-      <w:pPr>
-        <w:spacing w:after="100" w:line="240" w:lineRule="auto"/>
-        <w:rPr>
-          <w:rFonts w:ascii="Raleway" w:eastAsia="Raleway" w:hAnsi="Raleway" w:cs="Raleway"/>
-          <w:sz w:val="20"/>
-          <w:szCs w:val="20"/>
-        </w:rPr>
-      </w:pPr>
-      <w:r>
-        <w:rPr>
-          <w:rFonts w:ascii="Raleway" w:eastAsia="Raleway" w:hAnsi="Raleway" w:cs="Raleway"/>
-          <w:sz w:val="20"/>
-          <w:szCs w:val="20"/>
-        </w:rPr>
-        <w:t>Every Terminal Parent SKU has the following fields defined:</w:t>
-      </w:r>
-    </w:p>
-    <w:p>
-      <w:pPr>
-        <w:spacing w:after="100" w:line="240" w:lineRule="auto"/>
-        <w:ind w:left="1080" w:hanging="360"/>
-        <w:rPr>
-          <w:rFonts w:ascii="Raleway" w:eastAsia="Raleway" w:hAnsi="Raleway" w:cs="Raleway"/>
-          <w:sz w:val="20"/>
-          <w:szCs w:val="20"/>
-        </w:rPr>
-      </w:pPr>
-      <w:r>
-        <w:rPr>
-          <w:rFonts w:ascii="Raleway" w:eastAsia="Raleway" w:hAnsi="Raleway" w:cs="Raleway"/>
-          <w:sz w:val="20"/>
-          <w:szCs w:val="20"/>
-        </w:rPr>
-        <w:t>•</w:t>
-      </w:r>
-      <w:r>
-        <w:rPr>
-          <w:rFonts w:ascii="Raleway" w:eastAsia="Raleway" w:hAnsi="Raleway" w:cs="Raleway"/>
-          <w:sz w:val="14"/>
-          <w:szCs w:val="14"/>
-        </w:rPr>
-        <w:t xml:space="preserve">        </w:t>
-      </w:r>
-      <w:r>
-        <w:rPr>
-          <w:rFonts w:ascii="Raleway" w:eastAsia="Raleway" w:hAnsi="Raleway" w:cs="Raleway"/>
-          <w:sz w:val="20"/>
-          <w:szCs w:val="20"/>
-        </w:rPr>
-        <w:t>Terminal Parent SKU number   starting with PNN (5 digit number starting with 10001).</w:t>
-      </w:r>
-    </w:p>
-    <w:p>
-      <w:pPr>
-        <w:spacing w:after="100" w:line="240" w:lineRule="auto"/>
-        <w:ind w:left="1080" w:hanging="360"/>
-        <w:rPr>
-          <w:rFonts w:ascii="Raleway" w:eastAsia="Raleway" w:hAnsi="Raleway" w:cs="Raleway"/>
-          <w:sz w:val="20"/>
-          <w:szCs w:val="20"/>
-        </w:rPr>
-      </w:pPr>
-      <w:r>
-        <w:rPr>
-          <w:rFonts w:ascii="Raleway" w:eastAsia="Raleway" w:hAnsi="Raleway" w:cs="Raleway"/>
-          <w:sz w:val="20"/>
-          <w:szCs w:val="20"/>
-        </w:rPr>
-        <w:t>•</w:t>
-      </w:r>
-      <w:r>
-        <w:rPr>
-          <w:rFonts w:ascii="Raleway" w:eastAsia="Raleway" w:hAnsi="Raleway" w:cs="Raleway"/>
-          <w:sz w:val="14"/>
-          <w:szCs w:val="14"/>
-        </w:rPr>
-        <w:t xml:space="preserve">        </w:t>
-      </w:r>
-      <w:r>
-        <w:rPr>
-          <w:rFonts w:ascii="Raleway" w:eastAsia="Raleway" w:hAnsi="Raleway" w:cs="Raleway"/>
-          <w:sz w:val="20"/>
-          <w:szCs w:val="20"/>
-        </w:rPr>
-        <w:t>Terminal Parent SKU name – this is for easier recall of the Terminal Parent SKU.</w:t>
-      </w:r>
-    </w:p>
-    <w:p>
-      <w:pPr>
-        <w:spacing w:after="100" w:line="240" w:lineRule="auto"/>
-        <w:ind w:left="1080" w:hanging="360"/>
-        <w:rPr>
-          <w:rFonts w:ascii="Raleway" w:eastAsia="Raleway" w:hAnsi="Raleway" w:cs="Raleway"/>
-          <w:sz w:val="20"/>
-          <w:szCs w:val="20"/>
-        </w:rPr>
-      </w:pPr>
-      <w:r>
-        <w:rPr>
-          <w:rFonts w:ascii="Raleway" w:eastAsia="Raleway" w:hAnsi="Raleway" w:cs="Raleway"/>
-          <w:sz w:val="20"/>
-          <w:szCs w:val="20"/>
-        </w:rPr>
-        <w:t>•</w:t>
-      </w:r>
-      <w:r>
-        <w:rPr>
-          <w:rFonts w:ascii="Raleway" w:eastAsia="Raleway" w:hAnsi="Raleway" w:cs="Raleway"/>
-          <w:sz w:val="14"/>
-          <w:szCs w:val="14"/>
-        </w:rPr>
-        <w:t xml:space="preserve">        </w:t>
-      </w:r>
-      <w:r>
-        <w:rPr>
-          <w:rFonts w:ascii="Raleway" w:eastAsia="Raleway" w:hAnsi="Raleway" w:cs="Raleway"/>
-          <w:sz w:val="20"/>
-          <w:szCs w:val="20"/>
-        </w:rPr>
-        <w:t>Terminal Parent SKU Description – a text box to describe the part.</w:t>
-      </w:r>
-    </w:p>
-    <w:p>
-      <w:pPr>
-        <w:spacing w:after="100" w:line="240" w:lineRule="auto"/>
-        <w:rPr>
-          <w:rFonts w:ascii="Raleway" w:eastAsia="Raleway" w:hAnsi="Raleway" w:cs="Raleway"/>
-          <w:sz w:val="20"/>
-          <w:szCs w:val="20"/>
-        </w:rPr>
-      </w:pPr>
-      <w:r>
-        <w:rPr>
-          <w:rFonts w:ascii="Raleway" w:eastAsia="Raleway" w:hAnsi="Raleway" w:cs="Raleway"/>
-          <w:sz w:val="20"/>
-          <w:szCs w:val="20"/>
-        </w:rPr>
-        <w:t xml:space="preserve"> </w:t>
-      </w:r>
-    </w:p>
-    <w:p>
-      <w:pPr>
-        <w:pStyle w:val="Heading2"/>
-        <w:keepNext w:val="0"/>
-        <w:keepLines w:val="0"/>
-        <w:spacing w:before="0" w:after="100" w:line="240" w:lineRule="auto"/>
-        <w:rPr>
-          <w:rFonts w:ascii="Raleway" w:eastAsia="Raleway" w:hAnsi="Raleway" w:cs="Raleway"/>
-          <w:b/>
-          <w:bCs/>
-          <w:sz w:val="34"/>
-          <w:szCs w:val="34"/>
-        </w:rPr>
-      </w:pPr>
-      <w:bookmarkStart w:id="23" w:name="_azbsm1279r12" w:colFirst="0" w:colLast="0"/>
-      <w:bookmarkEnd w:id="23"/>
-      <w:r>
-        <w:rPr>
-          <w:rFonts w:ascii="Raleway" w:eastAsia="Raleway" w:hAnsi="Raleway" w:cs="Raleway"/>
-          <w:b/>
-          <w:bCs/>
-          <w:sz w:val="34"/>
-          <w:szCs w:val="34"/>
-        </w:rPr>
-        <w:t>1.6 Inventory Locations</w:t>
+        <w:t>1.5 Inventory Locations</w:t>
       </w:r>
     </w:p>
     <w:p>
